--- a/문서/2021180044_황광진/황광진_작업일지_41.docx
+++ b/문서/2021180044_황광진/황광진_작업일지_41.docx
@@ -148,9 +148,6 @@
           <w:p>
             <w:pPr>
               <w:jc w:val="left"/>
-              <w:rPr>
-                <w:rFonts w:hint="eastAsia"/>
-              </w:rPr>
             </w:pPr>
             <w:r>
               <w:t>202</w:t>
@@ -272,12 +269,132 @@
     <w:p>
       <w:pPr>
         <w:jc w:val="left"/>
+        <w:rPr>
+          <w:rFonts w:hint="eastAsia"/>
+        </w:rPr>
       </w:pPr>
       <w:r>
         <w:rPr>
           <w:rFonts w:hint="eastAsia"/>
         </w:rPr>
-        <w:t xml:space="preserve">1. 아이템 </w:t>
+        <w:t>1</w:t>
+      </w:r>
+      <w:r>
+        <w:rPr>
+          <w:rFonts w:hint="eastAsia"/>
+        </w:rPr>
+        <w:t xml:space="preserve">. </w:t>
+      </w:r>
+      <w:r>
+        <w:rPr>
+          <w:rFonts w:hint="eastAsia"/>
+        </w:rPr>
+        <w:t xml:space="preserve">몬스터 </w:t>
+      </w:r>
+      <w:proofErr w:type="spellStart"/>
+      <w:r>
+        <w:rPr>
+          <w:rFonts w:hint="eastAsia"/>
+        </w:rPr>
+        <w:t>스포너</w:t>
+      </w:r>
+      <w:proofErr w:type="spellEnd"/>
+      <w:r>
+        <w:rPr>
+          <w:rFonts w:hint="eastAsia"/>
+        </w:rPr>
+        <w:t xml:space="preserve"> 기능 수정</w:t>
+      </w:r>
+    </w:p>
+    <w:p>
+      <w:pPr>
+        <w:jc w:val="left"/>
+      </w:pPr>
+      <w:proofErr w:type="spellStart"/>
+      <w:r>
+        <w:rPr>
+          <w:rFonts w:hint="eastAsia"/>
+        </w:rPr>
+        <w:t>시드값에</w:t>
+      </w:r>
+      <w:proofErr w:type="spellEnd"/>
+      <w:r>
+        <w:rPr>
+          <w:rFonts w:hint="eastAsia"/>
+        </w:rPr>
+        <w:t xml:space="preserve"> 따라 정해진 위치에 몬스터가 </w:t>
+      </w:r>
+      <w:proofErr w:type="spellStart"/>
+      <w:r>
+        <w:rPr>
+          <w:rFonts w:hint="eastAsia"/>
+        </w:rPr>
+        <w:t>스폰</w:t>
+      </w:r>
+      <w:proofErr w:type="spellEnd"/>
+      <w:r>
+        <w:rPr>
+          <w:rFonts w:hint="eastAsia"/>
+        </w:rPr>
+        <w:t xml:space="preserve"> 되게 수정 -&gt; </w:t>
+      </w:r>
+      <w:proofErr w:type="spellStart"/>
+      <w:r>
+        <w:rPr>
+          <w:rFonts w:hint="eastAsia"/>
+        </w:rPr>
+        <w:t>시드마다</w:t>
+      </w:r>
+      <w:proofErr w:type="spellEnd"/>
+      <w:r>
+        <w:rPr>
+          <w:rFonts w:hint="eastAsia"/>
+        </w:rPr>
+        <w:t xml:space="preserve"> 다른 결과 초래 및 </w:t>
+      </w:r>
+    </w:p>
+    <w:p>
+      <w:pPr>
+        <w:jc w:val="left"/>
+      </w:pPr>
+      <w:r>
+        <w:rPr>
+          <w:rFonts w:hint="eastAsia"/>
+        </w:rPr>
+        <w:t xml:space="preserve">동일한 시드는 같은 위치에 나오게 동일한 위치에 </w:t>
+      </w:r>
+      <w:proofErr w:type="spellStart"/>
+      <w:r>
+        <w:rPr>
+          <w:rFonts w:hint="eastAsia"/>
+        </w:rPr>
+        <w:t>스폰</w:t>
+      </w:r>
+      <w:proofErr w:type="spellEnd"/>
+    </w:p>
+    <w:p>
+      <w:pPr>
+        <w:jc w:val="left"/>
+        <w:rPr>
+          <w:rFonts w:hint="eastAsia"/>
+        </w:rPr>
+      </w:pPr>
+    </w:p>
+    <w:p>
+      <w:pPr>
+        <w:jc w:val="left"/>
+      </w:pPr>
+      <w:r>
+        <w:rPr>
+          <w:rFonts w:hint="eastAsia"/>
+        </w:rPr>
+        <w:t>2.</w:t>
+      </w:r>
+      <w:r>
+        <w:rPr>
+          <w:rFonts w:hint="eastAsia"/>
+        </w:rPr>
+        <w:t xml:space="preserve">. 아이템 </w:t>
       </w:r>
       <w:proofErr w:type="spellStart"/>
       <w:r>
@@ -335,7 +452,82 @@
     <w:p>
       <w:pPr>
         <w:jc w:val="left"/>
-      </w:pPr>
+        <w:rPr>
+          <w:rFonts w:hint="eastAsia"/>
+        </w:rPr>
+      </w:pPr>
+    </w:p>
+    <w:p>
+      <w:pPr>
+        <w:jc w:val="left"/>
+      </w:pPr>
+      <w:r>
+        <w:rPr>
+          <w:rFonts w:hint="eastAsia"/>
+        </w:rPr>
+        <w:t>3</w:t>
+      </w:r>
+      <w:r>
+        <w:rPr>
+          <w:rFonts w:hint="eastAsia"/>
+        </w:rPr>
+        <w:t xml:space="preserve">. 몬스터 배치 기능 </w:t>
+      </w:r>
+      <w:r>
+        <w:rPr>
+          <w:rFonts w:hint="eastAsia"/>
+        </w:rPr>
+        <w:t xml:space="preserve">아이템 </w:t>
+      </w:r>
+      <w:proofErr w:type="spellStart"/>
+      <w:proofErr w:type="gramStart"/>
+      <w:r>
+        <w:rPr>
+          <w:rFonts w:hint="eastAsia"/>
+        </w:rPr>
+        <w:t>스포너</w:t>
+      </w:r>
+      <w:proofErr w:type="spellEnd"/>
+      <w:r>
+        <w:rPr>
+          <w:rFonts w:hint="eastAsia"/>
+        </w:rPr>
+        <w:t xml:space="preserve"> </w:t>
+      </w:r>
+      <w:proofErr w:type="spellStart"/>
+      <w:r>
+        <w:rPr>
+          <w:rFonts w:hint="eastAsia"/>
+        </w:rPr>
+        <w:t>처럼</w:t>
+      </w:r>
+      <w:proofErr w:type="spellEnd"/>
+      <w:proofErr w:type="gramEnd"/>
+      <w:r>
+        <w:rPr>
+          <w:rFonts w:hint="eastAsia"/>
+        </w:rPr>
+        <w:t xml:space="preserve"> 간소화</w:t>
+      </w:r>
+    </w:p>
+    <w:p>
+      <w:pPr>
+        <w:jc w:val="left"/>
+      </w:pPr>
+      <w:r>
+        <w:rPr>
+          <w:rFonts w:hint="eastAsia"/>
+        </w:rPr>
+        <w:t xml:space="preserve">세세한 조건 -&gt; 일단 배치할 곳 탐색 후 각 몬스터의 조건에 맞게 </w:t>
+      </w:r>
+      <w:proofErr w:type="spellStart"/>
+      <w:r>
+        <w:rPr>
+          <w:rFonts w:hint="eastAsia"/>
+        </w:rPr>
+        <w:t>스폰</w:t>
+      </w:r>
+      <w:proofErr w:type="spellEnd"/>
     </w:p>
     <w:p>
       <w:pPr>
@@ -348,8 +540,44 @@
         <w:rPr>
           <w:rFonts w:hint="eastAsia"/>
         </w:rPr>
-        <w:t xml:space="preserve">2. </w:t>
+        <w:t xml:space="preserve">예) </w:t>
       </w:r>
+      <w:proofErr w:type="spellStart"/>
+      <w:r>
+        <w:rPr>
+          <w:rFonts w:hint="eastAsia"/>
+        </w:rPr>
+        <w:t>월크롤러</w:t>
+      </w:r>
+      <w:proofErr w:type="spellEnd"/>
+      <w:r>
+        <w:rPr>
+          <w:rFonts w:hint="eastAsia"/>
+        </w:rPr>
+        <w:t xml:space="preserve"> : 위치 선정 후 </w:t>
+      </w:r>
+      <w:proofErr w:type="spellStart"/>
+      <w:r>
+        <w:rPr>
+          <w:rFonts w:hint="eastAsia"/>
+        </w:rPr>
+        <w:t>노말</w:t>
+      </w:r>
+      <w:proofErr w:type="spellEnd"/>
+      <w:r>
+        <w:rPr>
+          <w:rFonts w:hint="eastAsia"/>
+        </w:rPr>
+        <w:t xml:space="preserve"> 방향을 절벽 방향으로 해서 배치</w:t>
+      </w:r>
+    </w:p>
+    <w:p>
+      <w:pPr>
+        <w:jc w:val="left"/>
+        <w:rPr>
+          <w:rFonts w:hint="eastAsia"/>
+        </w:rPr>
+      </w:pPr>
     </w:p>
     <w:p>
       <w:pPr>
@@ -515,9 +743,6 @@
           <w:p>
             <w:pPr>
               <w:jc w:val="left"/>
-              <w:rPr>
-                <w:rFonts w:hint="eastAsia"/>
-              </w:rPr>
             </w:pPr>
             <w:r>
               <w:rPr>
